--- a/Phase 02 - Linux Administration/LAB6/Lab 6 - Systemd.docx
+++ b/Phase 02 - Linux Administration/LAB6/Lab 6 - Systemd.docx
@@ -504,6 +504,7 @@
       <w:r>
         <w:rPr>
           <w:rFonts w:ascii="Times New Roman" w:hAnsi="Times New Roman" w:cs="Times New Roman"/>
+          <w:noProof/>
           <w:sz w:val="24"/>
           <w:szCs w:val="24"/>
         </w:rPr>
@@ -956,15 +957,7 @@
           <w:sz w:val="24"/>
           <w:szCs w:val="24"/>
         </w:rPr>
-        <w:t xml:space="preserve"> </w:t>
-      </w:r>
-      <w:r>
-        <w:rPr>
-          <w:rFonts w:ascii="Times New Roman" w:hAnsi="Times New Roman" w:cs="Times New Roman"/>
-          <w:sz w:val="24"/>
-          <w:szCs w:val="24"/>
-        </w:rPr>
-        <w:t>_</w:t>
+        <w:t xml:space="preserve"> _</w:t>
       </w:r>
       <w:r>
         <w:rPr>
@@ -1026,6 +1019,7 @@
           <w:rFonts w:ascii="Times New Roman" w:hAnsi="Times New Roman" w:cs="Times New Roman"/>
           <w:i/>
           <w:iCs/>
+          <w:noProof/>
           <w:sz w:val="24"/>
           <w:szCs w:val="24"/>
         </w:rPr>
@@ -1761,6 +1755,7 @@
       <w:r>
         <w:rPr>
           <w:rFonts w:ascii="Times New Roman" w:hAnsi="Times New Roman" w:cs="Times New Roman"/>
+          <w:noProof/>
           <w:sz w:val="24"/>
           <w:szCs w:val="24"/>
         </w:rPr>
@@ -1982,6 +1977,14 @@
           <w:szCs w:val="24"/>
         </w:rPr>
         <w:t>start: Kích hoạt và chạy dịch vụ nền</w:t>
+      </w:r>
+      <w:r>
+        <w:rPr>
+          <w:rFonts w:ascii="Times New Roman" w:hAnsi="Times New Roman" w:cs="Times New Roman"/>
+          <w:sz w:val="24"/>
+          <w:szCs w:val="24"/>
+        </w:rPr>
+        <w:t>.</w:t>
       </w:r>
     </w:p>
     <w:p>
@@ -14315,6 +14318,7 @@
   <w:style w:type="character" w:default="1" w:styleId="Phngmcinhcuaoanvn">
     <w:name w:val="Default Paragraph Font"/>
     <w:uiPriority w:val="1"/>
+    <w:semiHidden/>
     <w:unhideWhenUsed/>
   </w:style>
   <w:style w:type="table" w:default="1" w:styleId="BangThngthng">
